--- a/QED Course/Lesson 06 Hamiltonian Mechanics.docx
+++ b/QED Course/Lesson 06 Hamiltonian Mechanics.docx
@@ -58,7 +58,7 @@
     </w:p>
     <w:p>
       <w:pPr>
-        <w:pStyle w:val="Heading1"/>
+        <w:pStyle w:val="Heading2"/>
       </w:pPr>
       <w:r>
         <w:t>How to use this lesson</w:t>
@@ -76,7 +76,7 @@
     </w:p>
     <w:p>
       <w:pPr>
-        <w:pStyle w:val="Heading2"/>
+        <w:pStyle w:val="Heading3"/>
       </w:pPr>
       <w:r>
         <w:t>Learning objectives</w:t>
@@ -127,16 +127,7 @@
         <w:pStyle w:val="ListBullet"/>
       </w:pPr>
       <w:r>
-        <w:t>Rewrite the harmonic oscillator in complex variables a and a</w:t>
-      </w:r>
-      <w:r>
-        <w:rPr>
-          <w:i/>
-        </w:rPr>
-        <w:t xml:space="preserve"> with H = ωa</w:t>
-      </w:r>
-      <w:r>
-        <w:t>a.</w:t>
+        <w:t>Rewrite the harmonic oscillator in complex variables a and a* with H = ωa*a.</w:t>
       </w:r>
     </w:p>
     <w:p>
@@ -157,7 +148,7 @@
     </w:p>
     <w:p>
       <w:pPr>
-        <w:pStyle w:val="Heading2"/>
+        <w:pStyle w:val="Heading3"/>
       </w:pPr>
       <w:r>
         <w:t>Notation and conventions</w:t>
@@ -557,7 +548,7 @@
     </w:tbl>
     <w:p>
       <w:pPr>
-        <w:pStyle w:val="Heading1"/>
+        <w:pStyle w:val="Heading2"/>
       </w:pPr>
       <w:r>
         <w:t>1 The Legendre transformation</w:t>
@@ -565,7 +556,7 @@
     </w:p>
     <w:p>
       <w:pPr>
-        <w:pStyle w:val="Heading2"/>
+        <w:pStyle w:val="Heading3"/>
       </w:pPr>
       <w:r>
         <w:t>1.1 Changing the independent variable</w:t>
@@ -705,7 +696,7 @@
     </w:p>
     <w:p>
       <w:pPr>
-        <w:pStyle w:val="Heading2"/>
+        <w:pStyle w:val="Heading3"/>
       </w:pPr>
       <w:r>
         <w:t>1.2 The standard case</w:t>
@@ -773,10 +764,11 @@
       </w:r>
     </w:p>
     <w:p>
-      <w:pPr>
-        <w:pStyle w:val="Heading3"/>
-      </w:pPr>
       <w:r>
+        <w:rPr>
+          <w:b/>
+          <w:i/>
+        </w:rPr>
         <w:t>Worked example 1</w:t>
       </w:r>
     </w:p>
@@ -787,7 +779,7 @@
     </w:p>
     <w:p>
       <w:pPr>
-        <w:pStyle w:val="Heading1"/>
+        <w:pStyle w:val="Heading2"/>
       </w:pPr>
       <w:r>
         <w:t>2 Hamilton's equations</w:t>
@@ -795,7 +787,7 @@
     </w:p>
     <w:p>
       <w:pPr>
-        <w:pStyle w:val="Heading2"/>
+        <w:pStyle w:val="Heading3"/>
       </w:pPr>
       <w:r>
         <w:t>2.1 Derivation</w:t>
@@ -933,7 +925,7 @@
     </w:p>
     <w:p>
       <w:r>
-        <w:t>The terms in dq̇ᵢ cancel because pᵢ = ∂L/∂q̇ᵢ; this cancellation is the point of the Legendre transformation. The Euler Lagrange equations give ∂L/∂qᵢ = ṗᵢ, so dH = Σ(q̇ᵢ dpᵢ − ṗᵢ dqᵢ) − (∂L/∂t)dt. Reading off the partial derivatives,</w:t>
+        <w:t>The terms in dq̇ᵢ cancel because pᵢ = ∂L/∂q̇ᵢ; this cancellation is the point of the Legendre transformation. The Euler–Lagrange equations give ∂L/∂qᵢ = ṗᵢ, so dH = Σ(q̇ᵢ dpᵢ − ṗᵢ dqᵢ) − (∂L/∂t)dt. Reading off the partial derivatives,</w:t>
       </w:r>
     </w:p>
     <w:p>
@@ -1028,7 +1020,7 @@
     </w:p>
     <w:p>
       <w:pPr>
-        <w:pStyle w:val="Heading2"/>
+        <w:pStyle w:val="Heading3"/>
       </w:pPr>
       <w:r>
         <w:t>2.2 Conservation of the Hamiltonian</w:t>
@@ -1040,10 +1032,11 @@
       </w:r>
     </w:p>
     <w:p>
-      <w:pPr>
-        <w:pStyle w:val="Heading3"/>
-      </w:pPr>
       <w:r>
+        <w:rPr>
+          <w:b/>
+          <w:i/>
+        </w:rPr>
         <w:t>Worked example 2</w:t>
       </w:r>
     </w:p>
@@ -1054,7 +1047,7 @@
     </w:p>
     <w:p>
       <w:pPr>
-        <w:pStyle w:val="Heading1"/>
+        <w:pStyle w:val="Heading2"/>
       </w:pPr>
       <w:r>
         <w:t>3 Phase space</w:t>
@@ -1062,7 +1055,7 @@
     </w:p>
     <w:p>
       <w:pPr>
-        <w:pStyle w:val="Heading2"/>
+        <w:pStyle w:val="Heading3"/>
       </w:pPr>
       <w:r>
         <w:t>3.1 The state as a point</w:t>
@@ -1075,7 +1068,7 @@
     </w:p>
     <w:p>
       <w:pPr>
-        <w:pStyle w:val="Heading2"/>
+        <w:pStyle w:val="Heading3"/>
       </w:pPr>
       <w:r>
         <w:t>3.2 The oscillator</w:t>
@@ -1185,7 +1178,7 @@
     </w:p>
     <w:p>
       <w:pPr>
-        <w:pStyle w:val="Heading2"/>
+        <w:pStyle w:val="Heading3"/>
       </w:pPr>
       <w:r>
         <w:t>3.3 Liouville's theorem</w:t>
@@ -1327,10 +1320,11 @@
       </w:r>
     </w:p>
     <w:p>
-      <w:pPr>
-        <w:pStyle w:val="Heading3"/>
-      </w:pPr>
       <w:r>
+        <w:rPr>
+          <w:b/>
+          <w:i/>
+        </w:rPr>
         <w:t>Worked example 3</w:t>
       </w:r>
     </w:p>
@@ -1341,7 +1335,7 @@
     </w:p>
     <w:p>
       <w:pPr>
-        <w:pStyle w:val="Heading1"/>
+        <w:pStyle w:val="Heading2"/>
       </w:pPr>
       <w:r>
         <w:t>4 Poisson brackets</w:t>
@@ -1349,7 +1343,7 @@
     </w:p>
     <w:p>
       <w:pPr>
-        <w:pStyle w:val="Heading2"/>
+        <w:pStyle w:val="Heading3"/>
       </w:pPr>
       <w:r>
         <w:t>4.1 Definition</w:t>
@@ -1549,7 +1543,7 @@
     </w:p>
     <w:p>
       <w:pPr>
-        <w:pStyle w:val="Heading2"/>
+        <w:pStyle w:val="Heading3"/>
       </w:pPr>
       <w:r>
         <w:t>4.2 Time evolution</w:t>
@@ -1693,7 +1687,7 @@
     </w:p>
     <w:p>
       <w:pPr>
-        <w:pStyle w:val="Heading2"/>
+        <w:pStyle w:val="Heading3"/>
       </w:pPr>
       <w:r>
         <w:t>4.3 Algebraic properties</w:t>
@@ -1914,7 +1908,7 @@
     </w:p>
     <w:p>
       <w:pPr>
-        <w:pStyle w:val="Heading2"/>
+        <w:pStyle w:val="Heading3"/>
       </w:pPr>
       <w:r>
         <w:t>4.4 The angular momentum algebra</w:t>
@@ -2002,7 +1996,7 @@
     </w:p>
     <w:p>
       <w:pPr>
-        <w:pStyle w:val="Heading2"/>
+        <w:pStyle w:val="Heading3"/>
       </w:pPr>
       <w:r>
         <w:t>4.5 Conserved quantities generate symmetries</w:t>
@@ -2014,10 +2008,11 @@
       </w:r>
     </w:p>
     <w:p>
-      <w:pPr>
-        <w:pStyle w:val="Heading3"/>
-      </w:pPr>
       <w:r>
+        <w:rPr>
+          <w:b/>
+          <w:i/>
+        </w:rPr>
         <w:t>Worked example 4</w:t>
       </w:r>
     </w:p>
@@ -2028,7 +2023,7 @@
     </w:p>
     <w:p>
       <w:pPr>
-        <w:pStyle w:val="Heading1"/>
+        <w:pStyle w:val="Heading2"/>
       </w:pPr>
       <w:r>
         <w:t>5 The oscillator in complex variables</w:t>
@@ -2036,7 +2031,7 @@
     </w:p>
     <w:p>
       <w:pPr>
-        <w:pStyle w:val="Heading2"/>
+        <w:pStyle w:val="Heading3"/>
       </w:pPr>
       <w:r>
         <w:t>5.1 The variables a and a*</w:t>
@@ -2186,16 +2181,7 @@
     </w:p>
     <w:p>
       <w:r>
-        <w:t>The inverse relations are q = (a + a</w:t>
-      </w:r>
-      <w:r>
-        <w:rPr>
-          <w:i/>
-        </w:rPr>
-        <w:t>)/√(2mω) and p = −i√(mω/2)(a − a</w:t>
-      </w:r>
-      <w:r>
-        <w:t>). The Hamiltonian becomes a product, and the Poisson bracket of the new variables is a constant.</w:t>
+        <w:t>The inverse relations are q = (a + a*)/√(2mω) and p = −i√(mω/2)(a − a*). The Hamiltonian becomes a product, and the Poisson bracket of the new variables is a constant.</w:t>
       </w:r>
     </w:p>
     <w:p>
@@ -2258,7 +2244,7 @@
     </w:p>
     <w:p>
       <w:pPr>
-        <w:pStyle w:val="Heading2"/>
+        <w:pStyle w:val="Heading3"/>
       </w:pPr>
       <w:r>
         <w:t>5.2 The equation of motion</w:t>
@@ -2266,43 +2252,26 @@
     </w:p>
     <w:p>
       <w:r>
-        <w:t>Hamilton's equation for a is ȧ = {a, H} = ω a{a, a</w:t>
-      </w:r>
-      <w:r>
-        <w:rPr>
-          <w:i/>
-        </w:rPr>
-        <w:t>} = −iω a, with solution a(t) = a(0)e^(−iωt). The complex variable rotates uniformly in the complex plane; its modulus squared is the energy divided by ω, and its phase is the phase of the oscillation. The equation is first order, and the solution has a definite positive frequency, in the sense of Lesson 4: a carries e^(−iωt) and a</w:t>
-      </w:r>
-      <w:r>
-        <w:t xml:space="preserve"> carries e^(+iωt). Quantizing this system turns a and a* into the annihilation and creation operators of Lesson 33, and a free field is nothing but infinitely many such oscillators labeled by momentum.</w:t>
+        <w:t>Hamilton's equation for a is ȧ = {a, H} = ω a{a, a*} = −iω a, with solution a(t) = a(0)e^(−iωt). The complex variable rotates uniformly in the complex plane; its modulus squared is the energy divided by ω, and its phase is the phase of the oscillation. The equation is first order, and the solution has a definite positive frequency, in the sense of Lesson 4: a carries e^(−iωt) and a* carries e^(+iωt). Quantizing this system turns a and a* into the annihilation and creation operators of Lesson 33, and a free field is nothing but infinitely many such oscillators labeled by momentum.</w:t>
       </w:r>
     </w:p>
     <w:p>
-      <w:pPr>
-        <w:pStyle w:val="Heading3"/>
-      </w:pPr>
       <w:r>
+        <w:rPr>
+          <w:b/>
+          <w:i/>
+        </w:rPr>
         <w:t>Worked example 5</w:t>
       </w:r>
     </w:p>
     <w:p>
       <w:r>
-        <w:t>Compute {a, a</w:t>
-      </w:r>
-      <w:r>
-        <w:rPr>
-          <w:i/>
-        </w:rPr>
-        <w:t>}. Using bilinearity and {q, p} = 1, {mωq + ip, mωq − ip} = mω(−i){q, p} + (i)(mω){p, q} = −imω − imω = −2imω. Dividing by 2mω gives −i. Then H = ω a</w:t>
-      </w:r>
-      <w:r>
-        <w:t xml:space="preserve"> a = ω(m²ω²q² + p²)/(2mω) = (1/2)mω²q² + p²/(2m), as required.</w:t>
+        <w:t>Compute {a, a*}. Using bilinearity and {q, p} = 1, {mωq + ip, mωq − ip} = mω(−i){q, p} + (i)(mω){p, q} = −imω − imω = −2imω. Dividing by 2mω gives −i. Then H = ω a* a = ω(m²ω²q² + p²)/(2mω) = (1/2)mω²q² + p²/(2m), as required.</w:t>
       </w:r>
     </w:p>
     <w:p>
       <w:pPr>
-        <w:pStyle w:val="Heading1"/>
+        <w:pStyle w:val="Heading2"/>
       </w:pPr>
       <w:r>
         <w:t>6 The charged particle</w:t>
@@ -2310,7 +2279,7 @@
     </w:p>
     <w:p>
       <w:pPr>
-        <w:pStyle w:val="Heading2"/>
+        <w:pStyle w:val="Heading3"/>
       </w:pPr>
       <w:r>
         <w:t>6.1 The nonrelativistic Hamiltonian</w:t>
@@ -2382,7 +2351,7 @@
     </w:p>
     <w:p>
       <w:pPr>
-        <w:pStyle w:val="Heading2"/>
+        <w:pStyle w:val="Heading3"/>
       </w:pPr>
       <w:r>
         <w:t>6.2 The relativistic Hamiltonian</w:t>
@@ -2572,10 +2541,11 @@
       </w:r>
     </w:p>
     <w:p>
-      <w:pPr>
-        <w:pStyle w:val="Heading3"/>
-      </w:pPr>
       <w:r>
+        <w:rPr>
+          <w:b/>
+          <w:i/>
+        </w:rPr>
         <w:t>Worked example 6</w:t>
       </w:r>
     </w:p>
@@ -2586,7 +2556,7 @@
     </w:p>
     <w:p>
       <w:pPr>
-        <w:pStyle w:val="Heading1"/>
+        <w:pStyle w:val="Heading2"/>
       </w:pPr>
       <w:r>
         <w:t>7 From Poisson brackets to commutators</w:t>
@@ -2594,7 +2564,7 @@
     </w:p>
     <w:p>
       <w:pPr>
-        <w:pStyle w:val="Heading2"/>
+        <w:pStyle w:val="Heading3"/>
       </w:pPr>
       <w:r>
         <w:t>7.1 Dirac's rule</w:t>
@@ -2740,7 +2710,7 @@
     </w:p>
     <w:p>
       <w:pPr>
-        <w:pStyle w:val="Heading2"/>
+        <w:pStyle w:val="Heading3"/>
       </w:pPr>
       <w:r>
         <w:t>7.2 Fields</w:t>
@@ -2753,7 +2723,7 @@
     </w:p>
     <w:p>
       <w:pPr>
-        <w:pStyle w:val="Heading2"/>
+        <w:pStyle w:val="Heading3"/>
       </w:pPr>
       <w:r>
         <w:t>7.3 What the rule does not fix</w:t>
@@ -2765,10 +2735,11 @@
       </w:r>
     </w:p>
     <w:p>
-      <w:pPr>
-        <w:pStyle w:val="Heading3"/>
-      </w:pPr>
       <w:r>
+        <w:rPr>
+          <w:b/>
+          <w:i/>
+        </w:rPr>
         <w:t>Worked example 7</w:t>
       </w:r>
     </w:p>
@@ -2779,7 +2750,7 @@
     </w:p>
     <w:p>
       <w:pPr>
-        <w:pStyle w:val="Heading1"/>
+        <w:pStyle w:val="Heading2"/>
       </w:pPr>
       <w:r>
         <w:t>8 Connections to QED</w:t>
@@ -3117,16 +3088,7 @@
           </w:tcPr>
           <w:p>
             <w:r>
-              <w:t>a, a</w:t>
-            </w:r>
-            <w:r>
-              <w:rPr>
-                <w:i/>
-              </w:rPr>
-              <w:t xml:space="preserve"> with H = ωa</w:t>
-            </w:r>
-            <w:r>
-              <w:t>a</w:t>
+              <w:t>a, a* with H = ωa*a</w:t>
             </w:r>
           </w:p>
         </w:tc>
@@ -3231,7 +3193,7 @@
     </w:p>
     <w:p>
       <w:pPr>
-        <w:pStyle w:val="Heading1"/>
+        <w:pStyle w:val="Heading2"/>
       </w:pPr>
       <w:r>
         <w:t>9 Summary</w:t>
@@ -3306,16 +3268,7 @@
         </w:numPr>
       </w:pPr>
       <w:r>
-        <w:t>The oscillator in complex variables has H = ωa</w:t>
-      </w:r>
-      <w:r>
-        <w:rPr>
-          <w:i/>
-        </w:rPr>
-        <w:t>a and {a, a</w:t>
-      </w:r>
-      <w:r>
-        <w:t>} = −i, with a rotating as e^(−iωt).</w:t>
+        <w:t>The oscillator in complex variables has H = ωa*a and {a, a*} = −i, with a rotating as e^(−iωt).</w:t>
       </w:r>
     </w:p>
     <w:p>
@@ -3344,7 +3297,7 @@
     </w:p>
     <w:p>
       <w:pPr>
-        <w:pStyle w:val="Heading1"/>
+        <w:pStyle w:val="Heading2"/>
       </w:pPr>
       <w:r>
         <w:t>Exercises</w:t>
@@ -4004,7 +3957,7 @@
     </w:tbl>
     <w:p>
       <w:pPr>
-        <w:pStyle w:val="Heading1"/>
+        <w:pStyle w:val="Heading2"/>
       </w:pPr>
       <w:r>
         <w:t>Solutions</w:t>
@@ -4161,25 +4114,7 @@
         <w:t xml:space="preserve"> </w:t>
       </w:r>
       <w:r>
-        <w:t>a</w:t>
-      </w:r>
-      <w:r>
-        <w:rPr>
-          <w:i/>
-        </w:rPr>
-        <w:t>a = (m²ω²q² + p²)/(2mω), so ωa</w:t>
-      </w:r>
-      <w:r>
-        <w:t>a = (1/2)mω²q² + p²/(2m) = H. Then ȧ = {a, H} = ω{a, a</w:t>
-      </w:r>
-      <w:r>
-        <w:rPr>
-          <w:i/>
-        </w:rPr>
-        <w:t>a} = ω a{a, a</w:t>
-      </w:r>
-      <w:r>
-        <w:t>} = −iωa.</w:t>
+        <w:t>a*a = (m²ω²q² + p²)/(2mω), so ωa*a = (1/2)mω²q² + p²/(2m) = H. Then ȧ = {a, H} = ω{a, a*a} = ω a{a, a*} = −iωa.</w:t>
       </w:r>
     </w:p>
     <w:p>
@@ -4254,7 +4189,7 @@
     </w:p>
     <w:p>
       <w:pPr>
-        <w:pStyle w:val="Heading1"/>
+        <w:pStyle w:val="Heading2"/>
       </w:pPr>
       <w:r>
         <w:t>Mastery checklist</w:t>
@@ -4305,16 +4240,7 @@
         <w:pStyle w:val="ListBullet"/>
       </w:pPr>
       <w:r>
-        <w:t>I can rewrite the oscillator with a and a</w:t>
-      </w:r>
-      <w:r>
-        <w:rPr>
-          <w:i/>
-        </w:rPr>
-        <w:t>, obtain H = ωa</w:t>
-      </w:r>
-      <w:r>
-        <w:t>a, and derive a(t) = a(0)e^(−iωt).</w:t>
+        <w:t>I can rewrite the oscillator with a and a*, obtain H = ωa*a, and derive a(t) = a(0)e^(−iωt).</w:t>
       </w:r>
     </w:p>
     <w:p>
@@ -4335,7 +4261,7 @@
     </w:p>
     <w:p>
       <w:pPr>
-        <w:pStyle w:val="Heading1"/>
+        <w:pStyle w:val="Heading2"/>
       </w:pPr>
       <w:r>
         <w:t>Next lesson</w:t>
